--- a/dist/HO_SO_NOP/05_BAI_BAO_EN/p8_pacific_sids_en.docx
+++ b/dist/HO_SO_NOP/05_BAI_BAO_EN/p8_pacific_sids_en.docx
@@ -62,7 +62,18 @@
         <w:pStyle w:val="FirstParagraph"/>
       </w:pPr>
       <w:r>
-        <w:t xml:space="preserve">The conventional inverted-U between internationalization intensity and firm performance rests on three structural prerequisites: a viable domestic market, manageable trade costs, and functional institutions. When all three are absent at once, as in Pacific Small Island Developing States (SIDS), the non-linear pattern collapses into a monotone negative relationship, which we term the Forced Internationalization Penalty (FIP): not a transient phase-1 learning cost, but a persistent structural condition arising from the compulsion to export despite systemic disadvantage. Using World Bank Enterprise Survey data from 1,469 firms across nine Pacific SIDS (2009–2025), internationalization intensity is robustly negatively associated with labour productivity (β = −0.404, p = .032, country-and-year fixed effects) with no quadratic curvature. Technological capability and digital adoption, significant moderators in mainland Asia, are null here. These findings reframe the inverted-U as conditional rather than universal and identify boundary conditions for institutional moderation theory.</w:t>
+        <w:t xml:space="preserve">The conventional inverted-U between internationalization intensity and firm performance rests on three structural prerequisites: a viable domestic market, manageable trade costs, and functional institutions. When all three are absent at once, as in Pacific Small Island Developing States (SIDS), the non-linear pattern collapses into a monotone negative relationship, which we term the Forced Internationalization Penalty (FIP): not a transient phase-1 learning cost, but a persistent structural condition arising from the compulsion to export despite systemic disadvantage. Using World Bank Enterprise Survey data from 1,469 firms across nine Pacific SIDS (2009–2025), internationalization intensity is robustly negatively associated with labour productivity (</w:t>
+      </w:r>
+      <m:oMath>
+        <m:r>
+          <m:t>β</m:t>
+        </m:r>
+      </m:oMath>
+      <w:r>
+        <w:t xml:space="preserve"> </w:t>
+      </w:r>
+      <w:r>
+        <w:t xml:space="preserve">= −0.404, p = .032, country-and-year fixed effects) with no quadratic curvature. Technological capability and digital adoption, significant moderators in mainland Asia, are null here. These findings reframe the inverted-U as conditional rather than universal and identify boundary conditions for institutional moderation theory.</w:t>
       </w:r>
     </w:p>
     <w:p>
@@ -750,7 +761,34 @@
         <w:t xml:space="preserve"> </w:t>
       </w:r>
       <w:r>
-        <w:t xml:space="preserve">Following the methodology of Haans et al. (2016) and Contractor et al. (2003), we construct FSTS (Foreign Sales to Total Sales) from WBES item d3c (percentage of sales exported), divided by 100. For the main models, FSTS is mean-centered at the wave level: FSTS_c = FSTS − mean_wave(FSTS), yielding a mean FSTS of 0.060 (SD unreported due to small exporter subsample). Mean-centering suppresses cross-wave level differences while preserving within-wave variation, following standard practice for studies examining FSTS curvature (Haans et al., 2016).</w:t>
+        <w:t xml:space="preserve">Following the methodology of Haans et al. (2016) and Contractor et al. (2003), we construct FSTS (Foreign Sales to Total Sales) from WBES item d3c (percentage of sales exported), divided by 100. For the main models, FSTS is mean-centered at the wave level:</w:t>
+      </w:r>
+      <w:r>
+        <w:t xml:space="preserve"> </w:t>
+      </w:r>
+      <m:oMath>
+        <m:sSub>
+          <m:e>
+            <m:r>
+              <m:rPr>
+                <m:nor/>
+                <m:sty m:val="p"/>
+              </m:rPr>
+              <m:t>FSTS</m:t>
+            </m:r>
+          </m:e>
+          <m:sub>
+            <m:r>
+              <m:t>c</m:t>
+            </m:r>
+          </m:sub>
+        </m:sSub>
+      </m:oMath>
+      <w:r>
+        <w:t xml:space="preserve"> </w:t>
+      </w:r>
+      <w:r>
+        <w:t xml:space="preserve">= FSTS − mean_wave(FSTS), yielding a mean FSTS of 0.060 (SD unreported due to small exporter subsample). Mean-centering suppresses cross-wave level differences while preserving within-wave variation, following standard practice for studies examining FSTS curvature (Haans et al., 2016).</w:t>
       </w:r>
     </w:p>
     <w:p>
@@ -762,25 +800,102 @@
           <w:bCs/>
           <w:b/>
         </w:rPr>
-        <w:t xml:space="preserve">Technological capability index (TCI_z).</w:t>
-      </w:r>
-      <w:r>
-        <w:t xml:space="preserve"> </w:t>
-      </w:r>
-      <w:r>
-        <w:t xml:space="preserve">Following Lall (1992) and Goedhuys and Sleuwaegen (2013), TCI is constructed from two WBES items: b8 (internationally recognized quality certification, binary) and e6 (licensing of foreign technology, binary). TCI_z is the z-standardized mean of these two indicators.</w:t>
-      </w:r>
-    </w:p>
-    <w:p>
-      <w:pPr>
-        <w:pStyle w:val="BodyText"/>
-      </w:pPr>
+        <w:t xml:space="preserve">Technological capability index (</w:t>
+      </w:r>
+      <m:oMath>
+        <m:sSub>
+          <m:e>
+            <m:r>
+              <m:rPr>
+                <m:nor/>
+                <m:sty m:val="p"/>
+              </m:rPr>
+              <m:t>TCI</m:t>
+            </m:r>
+          </m:e>
+          <m:sub>
+            <m:r>
+              <m:t>z</m:t>
+            </m:r>
+          </m:sub>
+        </m:sSub>
+      </m:oMath>
       <w:r>
         <w:rPr>
           <w:bCs/>
           <w:b/>
         </w:rPr>
-        <w:t xml:space="preserve">Digital adoption index (DAI_z).</w:t>
+        <w:t xml:space="preserve">).</w:t>
+      </w:r>
+      <w:r>
+        <w:t xml:space="preserve"> </w:t>
+      </w:r>
+      <w:r>
+        <w:t xml:space="preserve">Following Lall (1992) and Goedhuys and Sleuwaegen (2013), TCI is constructed from two WBES items: b8 (internationally recognized quality certification, binary) and e6 (licensing of foreign technology, binary).</w:t>
+      </w:r>
+      <w:r>
+        <w:t xml:space="preserve"> </w:t>
+      </w:r>
+      <m:oMath>
+        <m:sSub>
+          <m:e>
+            <m:r>
+              <m:rPr>
+                <m:nor/>
+                <m:sty m:val="p"/>
+              </m:rPr>
+              <m:t>TCI</m:t>
+            </m:r>
+          </m:e>
+          <m:sub>
+            <m:r>
+              <m:t>z</m:t>
+            </m:r>
+          </m:sub>
+        </m:sSub>
+      </m:oMath>
+      <w:r>
+        <w:t xml:space="preserve"> </w:t>
+      </w:r>
+      <w:r>
+        <w:t xml:space="preserve">is the z-standardized mean of these two indicators.</w:t>
+      </w:r>
+    </w:p>
+    <w:p>
+      <w:pPr>
+        <w:pStyle w:val="BodyText"/>
+      </w:pPr>
+      <w:r>
+        <w:rPr>
+          <w:bCs/>
+          <w:b/>
+        </w:rPr>
+        <w:t xml:space="preserve">Digital adoption index (</w:t>
+      </w:r>
+      <m:oMath>
+        <m:sSub>
+          <m:e>
+            <m:r>
+              <m:rPr>
+                <m:nor/>
+                <m:sty m:val="p"/>
+              </m:rPr>
+              <m:t>DAI</m:t>
+            </m:r>
+          </m:e>
+          <m:sub>
+            <m:r>
+              <m:t>z</m:t>
+            </m:r>
+          </m:sub>
+        </m:sSub>
+      </m:oMath>
+      <w:r>
+        <w:rPr>
+          <w:bCs/>
+          <w:b/>
+        </w:rPr>
+        <w:t xml:space="preserve">).</w:t>
       </w:r>
       <w:r>
         <w:t xml:space="preserve"> </w:t>
@@ -799,7 +914,34 @@
         <w:t xml:space="preserve">foundational website adoption</w:t>
       </w:r>
       <w:r>
-        <w:t xml:space="preserve">, the first step of digital presence. It is appropriate for the SIDS context where advanced digital infrastructure is limited, only 5% of low-income country populations had basic digital skills in 2023, and high-income economies account for 77% of global data center capacity (Mahler, Wang, &amp; Weber, 2026). DAI_z is the z-standardized value. We do not claim to measure dynamic digital capability, which would require multi-tiered indicators unavailable in WBES for this sample.</w:t>
+        <w:t xml:space="preserve">, the first step of digital presence. It is appropriate for the SIDS context where advanced digital infrastructure is limited, only 5% of low-income country populations had basic digital skills in 2023, and high-income economies account for 77% of global data center capacity (Mahler, Wang, &amp; Weber, 2026).</w:t>
+      </w:r>
+      <w:r>
+        <w:t xml:space="preserve"> </w:t>
+      </w:r>
+      <m:oMath>
+        <m:sSub>
+          <m:e>
+            <m:r>
+              <m:rPr>
+                <m:nor/>
+                <m:sty m:val="p"/>
+              </m:rPr>
+              <m:t>DAI</m:t>
+            </m:r>
+          </m:e>
+          <m:sub>
+            <m:r>
+              <m:t>z</m:t>
+            </m:r>
+          </m:sub>
+        </m:sSub>
+      </m:oMath>
+      <w:r>
+        <w:t xml:space="preserve"> </w:t>
+      </w:r>
+      <w:r>
+        <w:t xml:space="preserve">is the z-standardized value. We do not claim to measure dynamic digital capability, which would require multi-tiered indicators unavailable in WBES for this sample.</w:t>
       </w:r>
     </w:p>
     <w:p>
@@ -1464,7 +1606,88 @@
         <w:t xml:space="preserve"> </w:t>
       </w:r>
       <w:r>
-        <w:t xml:space="preserve">b8 and e6 are recoded from WBES response codes (1 = yes, 2 = no) to binary (1/0). c22b is recoded similarly. TCI_z and DAI_z are standardised across the full pooled sample. PPP conversion uses World Bank ICP deflators matched to survey year. FSTS_c is centred within each country-year wave so that turning-point estimates are not confounded by cross-wave composition shifts (Haans et al., 2016). DAI captures only Tier-1 static website presence; Tier-2 (e-payment) and Tier-3 (cloud/ERP) indicators are unavailable for these WBES waves.</w:t>
+        <w:t xml:space="preserve">b8 and e6 are recoded from WBES response codes (1 = yes, 2 = no) to binary (1/0). c22b is recoded similarly.</w:t>
+      </w:r>
+      <w:r>
+        <w:t xml:space="preserve"> </w:t>
+      </w:r>
+      <m:oMath>
+        <m:sSub>
+          <m:e>
+            <m:r>
+              <m:rPr>
+                <m:nor/>
+                <m:sty m:val="p"/>
+              </m:rPr>
+              <m:t>TCI</m:t>
+            </m:r>
+          </m:e>
+          <m:sub>
+            <m:r>
+              <m:t>z</m:t>
+            </m:r>
+          </m:sub>
+        </m:sSub>
+      </m:oMath>
+      <w:r>
+        <w:t xml:space="preserve"> </w:t>
+      </w:r>
+      <w:r>
+        <w:t xml:space="preserve">and</w:t>
+      </w:r>
+      <w:r>
+        <w:t xml:space="preserve"> </w:t>
+      </w:r>
+      <m:oMath>
+        <m:sSub>
+          <m:e>
+            <m:r>
+              <m:rPr>
+                <m:nor/>
+                <m:sty m:val="p"/>
+              </m:rPr>
+              <m:t>DAI</m:t>
+            </m:r>
+          </m:e>
+          <m:sub>
+            <m:r>
+              <m:t>z</m:t>
+            </m:r>
+          </m:sub>
+        </m:sSub>
+      </m:oMath>
+      <w:r>
+        <w:t xml:space="preserve"> </w:t>
+      </w:r>
+      <w:r>
+        <w:t xml:space="preserve">are standardised across the full pooled sample. PPP conversion uses World Bank ICP deflators matched to survey year.</w:t>
+      </w:r>
+      <w:r>
+        <w:t xml:space="preserve"> </w:t>
+      </w:r>
+      <m:oMath>
+        <m:sSub>
+          <m:e>
+            <m:r>
+              <m:rPr>
+                <m:nor/>
+                <m:sty m:val="p"/>
+              </m:rPr>
+              <m:t>FSTS</m:t>
+            </m:r>
+          </m:e>
+          <m:sub>
+            <m:r>
+              <m:t>c</m:t>
+            </m:r>
+          </m:sub>
+        </m:sSub>
+      </m:oMath>
+      <w:r>
+        <w:t xml:space="preserve"> </w:t>
+      </w:r>
+      <w:r>
+        <w:t xml:space="preserve">is centred within each country-year wave so that turning-point estimates are not confounded by cross-wave composition shifts (Haans et al., 2016). DAI captures only Tier-1 static website presence; Tier-2 (e-payment) and Tier-3 (cloud/ERP) indicators are unavailable for these WBES waves.</w:t>
       </w:r>
     </w:p>
     <w:bookmarkEnd w:id="28"/>
@@ -1503,7 +1726,76 @@
         <w:t xml:space="preserve"> </w:t>
       </w:r>
       <w:r>
-        <w:t xml:space="preserve">ln_LP_it = α + γ₁ ln_size_it + γ₂ firm_age_it + γ₃ foreign_own_pct_it + δ_c + λ_t + ε_it</w:t>
+        <w:t xml:space="preserve">ln_LP_it =</w:t>
+      </w:r>
+      <w:r>
+        <w:t xml:space="preserve"> </w:t>
+      </w:r>
+      <m:oMath>
+        <m:r>
+          <m:t>α</m:t>
+        </m:r>
+      </m:oMath>
+      <w:r>
+        <w:t xml:space="preserve"> </w:t>
+      </w:r>
+      <w:r>
+        <w:t xml:space="preserve">+</w:t>
+      </w:r>
+      <w:r>
+        <w:t xml:space="preserve"> </w:t>
+      </w:r>
+      <m:oMath>
+        <m:r>
+          <m:t>γ</m:t>
+        </m:r>
+      </m:oMath>
+      <w:r>
+        <w:t xml:space="preserve">₁ ln_size_it +</w:t>
+      </w:r>
+      <w:r>
+        <w:t xml:space="preserve"> </w:t>
+      </w:r>
+      <m:oMath>
+        <m:r>
+          <m:t>γ</m:t>
+        </m:r>
+      </m:oMath>
+      <w:r>
+        <w:t xml:space="preserve">₂ firm_age_it +</w:t>
+      </w:r>
+      <w:r>
+        <w:t xml:space="preserve"> </w:t>
+      </w:r>
+      <m:oMath>
+        <m:r>
+          <m:t>γ</m:t>
+        </m:r>
+      </m:oMath>
+      <w:r>
+        <w:t xml:space="preserve">₃ foreign_own_pct_it + δ_c +</w:t>
+      </w:r>
+      <w:r>
+        <w:t xml:space="preserve"> </w:t>
+      </w:r>
+      <m:oMath>
+        <m:r>
+          <m:t>λ</m:t>
+        </m:r>
+      </m:oMath>
+      <w:r>
+        <w:t xml:space="preserve">_t +</w:t>
+      </w:r>
+      <w:r>
+        <w:t xml:space="preserve"> </w:t>
+      </w:r>
+      <m:oMath>
+        <m:r>
+          <m:t>ϵ</m:t>
+        </m:r>
+      </m:oMath>
+      <w:r>
+        <w:t xml:space="preserve">_it</w:t>
       </w:r>
     </w:p>
     <w:p>
@@ -1524,7 +1816,95 @@
         <w:t xml:space="preserve"> </w:t>
       </w:r>
       <w:r>
-        <w:t xml:space="preserve">ln_LP_it = α + β₁ FSTS_c_it + γ·X_it + δ_c + λ_t + ε_it</w:t>
+        <w:t xml:space="preserve">ln_LP_it =</w:t>
+      </w:r>
+      <w:r>
+        <w:t xml:space="preserve"> </w:t>
+      </w:r>
+      <m:oMath>
+        <m:r>
+          <m:t>α</m:t>
+        </m:r>
+      </m:oMath>
+      <w:r>
+        <w:t xml:space="preserve"> </w:t>
+      </w:r>
+      <w:r>
+        <w:t xml:space="preserve">+</w:t>
+      </w:r>
+      <w:r>
+        <w:t xml:space="preserve"> </w:t>
+      </w:r>
+      <m:oMath>
+        <m:sSub>
+          <m:e>
+            <m:r>
+              <m:t>β</m:t>
+            </m:r>
+          </m:e>
+          <m:sub>
+            <m:r>
+              <m:t>1</m:t>
+            </m:r>
+          </m:sub>
+        </m:sSub>
+      </m:oMath>
+      <w:r>
+        <w:t xml:space="preserve"> </w:t>
+      </w:r>
+      <m:oMath>
+        <m:sSub>
+          <m:e>
+            <m:r>
+              <m:rPr>
+                <m:nor/>
+                <m:sty m:val="p"/>
+              </m:rPr>
+              <m:t>FSTS</m:t>
+            </m:r>
+          </m:e>
+          <m:sub>
+            <m:r>
+              <m:t>c</m:t>
+            </m:r>
+          </m:sub>
+        </m:sSub>
+      </m:oMath>
+      <w:r>
+        <w:t xml:space="preserve">_it +</w:t>
+      </w:r>
+      <w:r>
+        <w:t xml:space="preserve"> </w:t>
+      </w:r>
+      <m:oMath>
+        <m:r>
+          <m:t>γ</m:t>
+        </m:r>
+      </m:oMath>
+      <w:r>
+        <w:t xml:space="preserve">·X_it + δ_c +</w:t>
+      </w:r>
+      <w:r>
+        <w:t xml:space="preserve"> </w:t>
+      </w:r>
+      <m:oMath>
+        <m:r>
+          <m:t>λ</m:t>
+        </m:r>
+      </m:oMath>
+      <w:r>
+        <w:t xml:space="preserve">_t +</w:t>
+      </w:r>
+      <w:r>
+        <w:t xml:space="preserve"> </w:t>
+      </w:r>
+      <m:oMath>
+        <m:r>
+          <m:t>ϵ</m:t>
+        </m:r>
+      </m:oMath>
+      <w:r>
+        <w:t xml:space="preserve">_it</w:t>
       </w:r>
     </w:p>
     <w:p>
@@ -1545,7 +1925,141 @@
         <w:t xml:space="preserve"> </w:t>
       </w:r>
       <w:r>
-        <w:t xml:space="preserve">ln_LP_it = α + β₁ FSTS_c_it + β₂ FSTS_c²_it + γ·X_it + δ_c + λ_t + ε_it</w:t>
+        <w:t xml:space="preserve">ln_LP_it =</w:t>
+      </w:r>
+      <w:r>
+        <w:t xml:space="preserve"> </w:t>
+      </w:r>
+      <m:oMath>
+        <m:r>
+          <m:t>α</m:t>
+        </m:r>
+      </m:oMath>
+      <w:r>
+        <w:t xml:space="preserve"> </w:t>
+      </w:r>
+      <w:r>
+        <w:t xml:space="preserve">+</w:t>
+      </w:r>
+      <w:r>
+        <w:t xml:space="preserve"> </w:t>
+      </w:r>
+      <m:oMath>
+        <m:sSub>
+          <m:e>
+            <m:r>
+              <m:t>β</m:t>
+            </m:r>
+          </m:e>
+          <m:sub>
+            <m:r>
+              <m:t>1</m:t>
+            </m:r>
+          </m:sub>
+        </m:sSub>
+      </m:oMath>
+      <w:r>
+        <w:t xml:space="preserve"> </w:t>
+      </w:r>
+      <m:oMath>
+        <m:sSub>
+          <m:e>
+            <m:r>
+              <m:rPr>
+                <m:nor/>
+                <m:sty m:val="p"/>
+              </m:rPr>
+              <m:t>FSTS</m:t>
+            </m:r>
+          </m:e>
+          <m:sub>
+            <m:r>
+              <m:t>c</m:t>
+            </m:r>
+          </m:sub>
+        </m:sSub>
+      </m:oMath>
+      <w:r>
+        <w:t xml:space="preserve">_it +</w:t>
+      </w:r>
+      <w:r>
+        <w:t xml:space="preserve"> </w:t>
+      </w:r>
+      <m:oMath>
+        <m:sSub>
+          <m:e>
+            <m:r>
+              <m:t>β</m:t>
+            </m:r>
+          </m:e>
+          <m:sub>
+            <m:r>
+              <m:t>2</m:t>
+            </m:r>
+          </m:sub>
+        </m:sSub>
+      </m:oMath>
+      <w:r>
+        <w:t xml:space="preserve"> </w:t>
+      </w:r>
+      <m:oMath>
+        <m:sSubSup>
+          <m:e>
+            <m:r>
+              <m:rPr>
+                <m:nor/>
+                <m:sty m:val="p"/>
+              </m:rPr>
+              <m:t>FSTS</m:t>
+            </m:r>
+          </m:e>
+          <m:sub>
+            <m:r>
+              <m:t>c</m:t>
+            </m:r>
+          </m:sub>
+          <m:sup>
+            <m:r>
+              <m:t>2</m:t>
+            </m:r>
+          </m:sup>
+        </m:sSubSup>
+      </m:oMath>
+      <w:r>
+        <w:t xml:space="preserve">_it +</w:t>
+      </w:r>
+      <w:r>
+        <w:t xml:space="preserve"> </w:t>
+      </w:r>
+      <m:oMath>
+        <m:r>
+          <m:t>γ</m:t>
+        </m:r>
+      </m:oMath>
+      <w:r>
+        <w:t xml:space="preserve">·X_it + δ_c +</w:t>
+      </w:r>
+      <w:r>
+        <w:t xml:space="preserve"> </w:t>
+      </w:r>
+      <m:oMath>
+        <m:r>
+          <m:t>λ</m:t>
+        </m:r>
+      </m:oMath>
+      <w:r>
+        <w:t xml:space="preserve">_t +</w:t>
+      </w:r>
+      <w:r>
+        <w:t xml:space="preserve"> </w:t>
+      </w:r>
+      <m:oMath>
+        <m:r>
+          <m:t>ϵ</m:t>
+        </m:r>
+      </m:oMath>
+      <w:r>
+        <w:t xml:space="preserve">_it</w:t>
       </w:r>
     </w:p>
     <w:p>
@@ -1566,15 +2080,242 @@
         <w:t xml:space="preserve"> </w:t>
       </w:r>
       <w:r>
-        <w:t xml:space="preserve">ln_LP_it = α + β₁ FSTS_c_it + β₂ FSTS_c²_it + β₃ TCI_z_it + β₄ DAI_z_it + γ·X_it + δ_c + λ_t + ε_it</w:t>
-      </w:r>
-    </w:p>
-    <w:p>
-      <w:pPr>
-        <w:pStyle w:val="BodyText"/>
-      </w:pPr>
-      <w:r>
-        <w:t xml:space="preserve">where δ_c denotes country fixed effects, λ_t wave-year fixed effects, and X the vector of control variables. Country fixed effects absorb time-invariant country-level heterogeneity (institutional quality, trade costs, geographic remoteness) that would otherwise confound the FSTS coefficient.</w:t>
+        <w:t xml:space="preserve">ln_LP_it =</w:t>
+      </w:r>
+      <w:r>
+        <w:t xml:space="preserve"> </w:t>
+      </w:r>
+      <m:oMath>
+        <m:r>
+          <m:t>α</m:t>
+        </m:r>
+      </m:oMath>
+      <w:r>
+        <w:t xml:space="preserve"> </w:t>
+      </w:r>
+      <w:r>
+        <w:t xml:space="preserve">+</w:t>
+      </w:r>
+      <w:r>
+        <w:t xml:space="preserve"> </w:t>
+      </w:r>
+      <m:oMath>
+        <m:sSub>
+          <m:e>
+            <m:r>
+              <m:t>β</m:t>
+            </m:r>
+          </m:e>
+          <m:sub>
+            <m:r>
+              <m:t>1</m:t>
+            </m:r>
+          </m:sub>
+        </m:sSub>
+      </m:oMath>
+      <w:r>
+        <w:t xml:space="preserve"> </w:t>
+      </w:r>
+      <m:oMath>
+        <m:sSub>
+          <m:e>
+            <m:r>
+              <m:rPr>
+                <m:nor/>
+                <m:sty m:val="p"/>
+              </m:rPr>
+              <m:t>FSTS</m:t>
+            </m:r>
+          </m:e>
+          <m:sub>
+            <m:r>
+              <m:t>c</m:t>
+            </m:r>
+          </m:sub>
+        </m:sSub>
+      </m:oMath>
+      <w:r>
+        <w:t xml:space="preserve">_it +</w:t>
+      </w:r>
+      <w:r>
+        <w:t xml:space="preserve"> </w:t>
+      </w:r>
+      <m:oMath>
+        <m:sSub>
+          <m:e>
+            <m:r>
+              <m:t>β</m:t>
+            </m:r>
+          </m:e>
+          <m:sub>
+            <m:r>
+              <m:t>2</m:t>
+            </m:r>
+          </m:sub>
+        </m:sSub>
+      </m:oMath>
+      <w:r>
+        <w:t xml:space="preserve"> </w:t>
+      </w:r>
+      <m:oMath>
+        <m:sSubSup>
+          <m:e>
+            <m:r>
+              <m:rPr>
+                <m:nor/>
+                <m:sty m:val="p"/>
+              </m:rPr>
+              <m:t>FSTS</m:t>
+            </m:r>
+          </m:e>
+          <m:sub>
+            <m:r>
+              <m:t>c</m:t>
+            </m:r>
+          </m:sub>
+          <m:sup>
+            <m:r>
+              <m:t>2</m:t>
+            </m:r>
+          </m:sup>
+        </m:sSubSup>
+      </m:oMath>
+      <w:r>
+        <w:t xml:space="preserve">_it +</w:t>
+      </w:r>
+      <w:r>
+        <w:t xml:space="preserve"> </w:t>
+      </w:r>
+      <m:oMath>
+        <m:sSub>
+          <m:e>
+            <m:r>
+              <m:t>β</m:t>
+            </m:r>
+          </m:e>
+          <m:sub>
+            <m:r>
+              <m:t>3</m:t>
+            </m:r>
+          </m:sub>
+        </m:sSub>
+      </m:oMath>
+      <w:r>
+        <w:t xml:space="preserve"> </w:t>
+      </w:r>
+      <m:oMath>
+        <m:sSub>
+          <m:e>
+            <m:r>
+              <m:rPr>
+                <m:nor/>
+                <m:sty m:val="p"/>
+              </m:rPr>
+              <m:t>TCI</m:t>
+            </m:r>
+          </m:e>
+          <m:sub>
+            <m:r>
+              <m:t>z</m:t>
+            </m:r>
+          </m:sub>
+        </m:sSub>
+      </m:oMath>
+      <w:r>
+        <w:t xml:space="preserve">_it +</w:t>
+      </w:r>
+      <w:r>
+        <w:t xml:space="preserve"> </w:t>
+      </w:r>
+      <m:oMath>
+        <m:sSub>
+          <m:e>
+            <m:r>
+              <m:t>β</m:t>
+            </m:r>
+          </m:e>
+          <m:sub>
+            <m:r>
+              <m:t>4</m:t>
+            </m:r>
+          </m:sub>
+        </m:sSub>
+      </m:oMath>
+      <w:r>
+        <w:t xml:space="preserve"> </w:t>
+      </w:r>
+      <m:oMath>
+        <m:sSub>
+          <m:e>
+            <m:r>
+              <m:rPr>
+                <m:nor/>
+                <m:sty m:val="p"/>
+              </m:rPr>
+              <m:t>DAI</m:t>
+            </m:r>
+          </m:e>
+          <m:sub>
+            <m:r>
+              <m:t>z</m:t>
+            </m:r>
+          </m:sub>
+        </m:sSub>
+      </m:oMath>
+      <w:r>
+        <w:t xml:space="preserve">_it +</w:t>
+      </w:r>
+      <w:r>
+        <w:t xml:space="preserve"> </w:t>
+      </w:r>
+      <m:oMath>
+        <m:r>
+          <m:t>γ</m:t>
+        </m:r>
+      </m:oMath>
+      <w:r>
+        <w:t xml:space="preserve">·X_it + δ_c +</w:t>
+      </w:r>
+      <w:r>
+        <w:t xml:space="preserve"> </w:t>
+      </w:r>
+      <m:oMath>
+        <m:r>
+          <m:t>λ</m:t>
+        </m:r>
+      </m:oMath>
+      <w:r>
+        <w:t xml:space="preserve">_t +</w:t>
+      </w:r>
+      <w:r>
+        <w:t xml:space="preserve"> </w:t>
+      </w:r>
+      <m:oMath>
+        <m:r>
+          <m:t>ϵ</m:t>
+        </m:r>
+      </m:oMath>
+      <w:r>
+        <w:t xml:space="preserve">_it</w:t>
+      </w:r>
+    </w:p>
+    <w:p>
+      <w:pPr>
+        <w:pStyle w:val="BodyText"/>
+      </w:pPr>
+      <w:r>
+        <w:t xml:space="preserve">where δ_c denotes country fixed effects,</w:t>
+      </w:r>
+      <w:r>
+        <w:t xml:space="preserve"> </w:t>
+      </w:r>
+      <m:oMath>
+        <m:r>
+          <m:t>λ</m:t>
+        </m:r>
+      </m:oMath>
+      <w:r>
+        <w:t xml:space="preserve">_t wave-year fixed effects, and X the vector of control variables. Country fixed effects absorb time-invariant country-level heterogeneity (institutional quality, trade costs, geographic remoteness) that would otherwise confound the FSTS coefficient.</w:t>
       </w:r>
     </w:p>
     <w:p>
@@ -1637,7 +2378,30 @@
         <w:pStyle w:val="FirstParagraph"/>
       </w:pPr>
       <w:r>
-        <w:t xml:space="preserve">The analysis sample spans 1,469 firms across nine Pacific SIDS economies. Table 1 reports country-level summary statistics. Exporter representation is thin across all economies (overall 12.7%), consistent with the SIDS structural constraint: most firms operate predominantly in the domestic market despite its limitations. Mean FSTS across the full sample is 0.060, reflecting the low-but-non-zero export engagement of SIDS firms. The country fixed effects absorb substantial variance: R² increases from 0.511 (year FE only) to 0.799 (country + year FE) when country indicators are added, confirming that 95% of explained productivity variance is between-country, a feature consistent with extreme between-country heterogeneity in institutional quality, geographic remoteness, and economic structure.</w:t>
+        <w:t xml:space="preserve">The analysis sample spans 1,469 firms across nine Pacific SIDS economies. Table 1 reports country-level summary statistics. Exporter representation is thin across all economies (overall 12.7%), consistent with the SIDS structural constraint: most firms operate predominantly in the domestic market despite its limitations. Mean FSTS across the full sample is 0.060, reflecting the low-but-non-zero export engagement of SIDS firms. The country fixed effects absorb substantial variance:</w:t>
+      </w:r>
+      <w:r>
+        <w:t xml:space="preserve"> </w:t>
+      </w:r>
+      <m:oMath>
+        <m:sSup>
+          <m:e>
+            <m:r>
+              <m:t>R</m:t>
+            </m:r>
+          </m:e>
+          <m:sup>
+            <m:r>
+              <m:t>2</m:t>
+            </m:r>
+          </m:sup>
+        </m:sSup>
+      </m:oMath>
+      <w:r>
+        <w:t xml:space="preserve"> </w:t>
+      </w:r>
+      <w:r>
+        <w:t xml:space="preserve">increases from 0.511 (year FE only) to 0.799 (country + year FE) when country indicators are added, confirming that 95% of explained productivity variance is between-country, a feature consistent with extreme between-country heterogeneity in institutional quality, geographic remoteness, and economic structure.</w:t>
       </w:r>
     </w:p>
     <w:bookmarkEnd w:id="31"/>
@@ -1675,8 +2439,34 @@
       <w:pPr>
         <w:pStyle w:val="BodyText"/>
       </w:pPr>
-      <w:r>
-        <w:t xml:space="preserve">β(FSTS_c) =</w:t>
+      <m:oMath>
+        <m:r>
+          <m:t>β</m:t>
+        </m:r>
+      </m:oMath>
+      <w:r>
+        <w:t xml:space="preserve">(</w:t>
+      </w:r>
+      <m:oMath>
+        <m:sSub>
+          <m:e>
+            <m:r>
+              <m:rPr>
+                <m:nor/>
+                <m:sty m:val="p"/>
+              </m:rPr>
+              <m:t>FSTS</m:t>
+            </m:r>
+          </m:e>
+          <m:sub>
+            <m:r>
+              <m:t>c</m:t>
+            </m:r>
+          </m:sub>
+        </m:sSub>
+      </m:oMath>
+      <w:r>
+        <w:t xml:space="preserve">) =</w:t>
       </w:r>
       <w:r>
         <w:t xml:space="preserve"> </w:t>
@@ -1728,15 +2518,121 @@
         <w:pStyle w:val="BodyText"/>
       </w:pPr>
       <w:r>
-        <w:t xml:space="preserve">The M0 baseline (controls only, no FSTS) yields an R² of 0.7992, and adding FSTS_c in M1 marginally increases R² to 0.8001, which indicates that, conditional on country and year fixed effects, FSTS explains limited additional variance but does so in a consistently negative direction.</w:t>
-      </w:r>
-    </w:p>
-    <w:p>
-      <w:pPr>
-        <w:pStyle w:val="BodyText"/>
-      </w:pPr>
-      <w:r>
-        <w:t xml:space="preserve">Control variable results in M1 are consistent with established evidence: firm age is positively associated with productivity (β = +0.009, p = .052); foreign ownership shows a marginally negative association (β = −0.006, p = .056), perhaps reflecting thin foreign investment efficiency in SIDS contexts; firm size is positive but non-significant (β = +0.082, p = .242).</w:t>
+        <w:t xml:space="preserve">The M0 baseline (controls only, no FSTS) yields an</w:t>
+      </w:r>
+      <w:r>
+        <w:t xml:space="preserve"> </w:t>
+      </w:r>
+      <m:oMath>
+        <m:sSup>
+          <m:e>
+            <m:r>
+              <m:t>R</m:t>
+            </m:r>
+          </m:e>
+          <m:sup>
+            <m:r>
+              <m:t>2</m:t>
+            </m:r>
+          </m:sup>
+        </m:sSup>
+      </m:oMath>
+      <w:r>
+        <w:t xml:space="preserve"> </w:t>
+      </w:r>
+      <w:r>
+        <w:t xml:space="preserve">of 0.7992, and adding</w:t>
+      </w:r>
+      <w:r>
+        <w:t xml:space="preserve"> </w:t>
+      </w:r>
+      <m:oMath>
+        <m:sSub>
+          <m:e>
+            <m:r>
+              <m:rPr>
+                <m:nor/>
+                <m:sty m:val="p"/>
+              </m:rPr>
+              <m:t>FSTS</m:t>
+            </m:r>
+          </m:e>
+          <m:sub>
+            <m:r>
+              <m:t>c</m:t>
+            </m:r>
+          </m:sub>
+        </m:sSub>
+      </m:oMath>
+      <w:r>
+        <w:t xml:space="preserve"> </w:t>
+      </w:r>
+      <w:r>
+        <w:t xml:space="preserve">in M1 marginally increases</w:t>
+      </w:r>
+      <w:r>
+        <w:t xml:space="preserve"> </w:t>
+      </w:r>
+      <m:oMath>
+        <m:sSup>
+          <m:e>
+            <m:r>
+              <m:t>R</m:t>
+            </m:r>
+          </m:e>
+          <m:sup>
+            <m:r>
+              <m:t>2</m:t>
+            </m:r>
+          </m:sup>
+        </m:sSup>
+      </m:oMath>
+      <w:r>
+        <w:t xml:space="preserve"> </w:t>
+      </w:r>
+      <w:r>
+        <w:t xml:space="preserve">to 0.8001, which indicates that, conditional on country and year fixed effects, FSTS explains limited additional variance but does so in a consistently negative direction.</w:t>
+      </w:r>
+    </w:p>
+    <w:p>
+      <w:pPr>
+        <w:pStyle w:val="BodyText"/>
+      </w:pPr>
+      <w:r>
+        <w:t xml:space="preserve">Control variable results in M1 are consistent with established evidence: firm age is positively associated with productivity (</w:t>
+      </w:r>
+      <m:oMath>
+        <m:r>
+          <m:t>β</m:t>
+        </m:r>
+      </m:oMath>
+      <w:r>
+        <w:t xml:space="preserve"> </w:t>
+      </w:r>
+      <w:r>
+        <w:t xml:space="preserve">= +0.009, p = .052); foreign ownership shows a marginally negative association (</w:t>
+      </w:r>
+      <m:oMath>
+        <m:r>
+          <m:t>β</m:t>
+        </m:r>
+      </m:oMath>
+      <w:r>
+        <w:t xml:space="preserve"> </w:t>
+      </w:r>
+      <w:r>
+        <w:t xml:space="preserve">= −0.006, p = .056), perhaps reflecting thin foreign investment efficiency in SIDS contexts; firm size is positive but non-significant (</w:t>
+      </w:r>
+      <m:oMath>
+        <m:r>
+          <m:t>β</m:t>
+        </m:r>
+      </m:oMath>
+      <w:r>
+        <w:t xml:space="preserve"> </w:t>
+      </w:r>
+      <w:r>
+        <w:t xml:space="preserve">= +0.082, p = .242).</w:t>
       </w:r>
     </w:p>
     <w:bookmarkEnd w:id="32"/>
@@ -1764,7 +2660,39 @@
         <w:t xml:space="preserve"> </w:t>
       </w:r>
       <w:r>
-        <w:t xml:space="preserve">introduces the quadratic term FSTS_c² to test whether the negative I-P relationship is eventually reversed, i.e., whether there is any inverted-U pattern with the positive portion below our data range.</w:t>
+        <w:t xml:space="preserve">introduces the quadratic term</w:t>
+      </w:r>
+      <w:r>
+        <w:t xml:space="preserve"> </w:t>
+      </w:r>
+      <m:oMath>
+        <m:sSubSup>
+          <m:e>
+            <m:r>
+              <m:rPr>
+                <m:nor/>
+                <m:sty m:val="p"/>
+              </m:rPr>
+              <m:t>FSTS</m:t>
+            </m:r>
+          </m:e>
+          <m:sub>
+            <m:r>
+              <m:t>c</m:t>
+            </m:r>
+          </m:sub>
+          <m:sup>
+            <m:r>
+              <m:t>2</m:t>
+            </m:r>
+          </m:sup>
+        </m:sSubSup>
+      </m:oMath>
+      <w:r>
+        <w:t xml:space="preserve"> </w:t>
+      </w:r>
+      <w:r>
+        <w:t xml:space="preserve">to test whether the negative I-P relationship is eventually reversed, i.e., whether there is any inverted-U pattern with the positive portion below our data range.</w:t>
       </w:r>
     </w:p>
     <w:p>
@@ -1777,14 +2705,71 @@
       <w:r>
         <w:t xml:space="preserve"> </w:t>
       </w:r>
-      <w:r>
-        <w:t xml:space="preserve">β(FSTS_c) = −0.925, SE = 0.828, p = .265 (n.s.)</w:t>
-      </w:r>
-      <w:r>
-        <w:t xml:space="preserve"> </w:t>
-      </w:r>
-      <w:r>
-        <w:t xml:space="preserve">β(FSTS_c²) = +0.649, SE = 0.980, p = .508 (n.s.)</w:t>
+      <m:oMath>
+        <m:r>
+          <m:t>β</m:t>
+        </m:r>
+      </m:oMath>
+      <w:r>
+        <w:t xml:space="preserve">(</w:t>
+      </w:r>
+      <m:oMath>
+        <m:sSub>
+          <m:e>
+            <m:r>
+              <m:rPr>
+                <m:nor/>
+                <m:sty m:val="p"/>
+              </m:rPr>
+              <m:t>FSTS</m:t>
+            </m:r>
+          </m:e>
+          <m:sub>
+            <m:r>
+              <m:t>c</m:t>
+            </m:r>
+          </m:sub>
+        </m:sSub>
+      </m:oMath>
+      <w:r>
+        <w:t xml:space="preserve">) = −0.925, SE = 0.828, p = .265 (n.s.)</w:t>
+      </w:r>
+      <w:r>
+        <w:t xml:space="preserve"> </w:t>
+      </w:r>
+      <m:oMath>
+        <m:r>
+          <m:t>β</m:t>
+        </m:r>
+      </m:oMath>
+      <w:r>
+        <w:t xml:space="preserve">(</w:t>
+      </w:r>
+      <m:oMath>
+        <m:sSubSup>
+          <m:e>
+            <m:r>
+              <m:rPr>
+                <m:nor/>
+                <m:sty m:val="p"/>
+              </m:rPr>
+              <m:t>FSTS</m:t>
+            </m:r>
+          </m:e>
+          <m:sub>
+            <m:r>
+              <m:t>c</m:t>
+            </m:r>
+          </m:sub>
+          <m:sup>
+            <m:r>
+              <m:t>2</m:t>
+            </m:r>
+          </m:sup>
+        </m:sSubSup>
+      </m:oMath>
+      <w:r>
+        <w:t xml:space="preserve">) = +0.649, SE = 0.980, p = .508 (n.s.)</w:t>
       </w:r>
     </w:p>
     <w:p>
@@ -1835,7 +2820,39 @@
         <w:t xml:space="preserve"> </w:t>
       </w:r>
       <w:r>
-        <w:t xml:space="preserve">(positive slope at low FSTS): β(FSTS_c) = −0.925 (</w:t>
+        <w:t xml:space="preserve">(positive slope at low FSTS):</w:t>
+      </w:r>
+      <w:r>
+        <w:t xml:space="preserve"> </w:t>
+      </w:r>
+      <m:oMath>
+        <m:r>
+          <m:t>β</m:t>
+        </m:r>
+      </m:oMath>
+      <w:r>
+        <w:t xml:space="preserve">(</w:t>
+      </w:r>
+      <m:oMath>
+        <m:sSub>
+          <m:e>
+            <m:r>
+              <m:rPr>
+                <m:nor/>
+                <m:sty m:val="p"/>
+              </m:rPr>
+              <m:t>FSTS</m:t>
+            </m:r>
+          </m:e>
+          <m:sub>
+            <m:r>
+              <m:t>c</m:t>
+            </m:r>
+          </m:sub>
+        </m:sSub>
+      </m:oMath>
+      <w:r>
+        <w:t xml:space="preserve">) = −0.925 (</w:t>
       </w:r>
       <w:r>
         <w:rPr>
@@ -1883,7 +2900,67 @@
         <w:t xml:space="preserve"> </w:t>
       </w:r>
       <w:r>
-        <w:t xml:space="preserve">(negative curvature β₂ &lt; 0): β(FSTS_c²) = +0.649 (</w:t>
+        <w:t xml:space="preserve">(negative curvature</w:t>
+      </w:r>
+      <w:r>
+        <w:t xml:space="preserve"> </w:t>
+      </w:r>
+      <m:oMath>
+        <m:sSub>
+          <m:e>
+            <m:r>
+              <m:t>β</m:t>
+            </m:r>
+          </m:e>
+          <m:sub>
+            <m:r>
+              <m:t>2</m:t>
+            </m:r>
+          </m:sub>
+        </m:sSub>
+      </m:oMath>
+      <w:r>
+        <w:t xml:space="preserve"> </w:t>
+      </w:r>
+      <w:r>
+        <w:t xml:space="preserve">&lt; 0):</w:t>
+      </w:r>
+      <w:r>
+        <w:t xml:space="preserve"> </w:t>
+      </w:r>
+      <m:oMath>
+        <m:r>
+          <m:t>β</m:t>
+        </m:r>
+      </m:oMath>
+      <w:r>
+        <w:t xml:space="preserve">(</w:t>
+      </w:r>
+      <m:oMath>
+        <m:sSubSup>
+          <m:e>
+            <m:r>
+              <m:rPr>
+                <m:nor/>
+                <m:sty m:val="p"/>
+              </m:rPr>
+              <m:t>FSTS</m:t>
+            </m:r>
+          </m:e>
+          <m:sub>
+            <m:r>
+              <m:t>c</m:t>
+            </m:r>
+          </m:sub>
+          <m:sup>
+            <m:r>
+              <m:t>2</m:t>
+            </m:r>
+          </m:sup>
+        </m:sSubSup>
+      </m:oMath>
+      <w:r>
+        <w:t xml:space="preserve">) = +0.649 (</w:t>
       </w:r>
       <w:r>
         <w:rPr>
@@ -1928,7 +3005,24 @@
         <w:t xml:space="preserve"> </w:t>
       </w:r>
       <w:r>
-        <w:t xml:space="preserve">(turning point within data range): TP* = −(−0.925) / (2 × 0.649) = 0.712,</w:t>
+        <w:t xml:space="preserve">(turning point within data range): TP* = −(−0.925) / (2</w:t>
+      </w:r>
+      <w:r>
+        <w:t xml:space="preserve"> </w:t>
+      </w:r>
+      <m:oMath>
+        <m:r>
+          <m:rPr>
+            <m:sty m:val="p"/>
+          </m:rPr>
+          <m:t>×</m:t>
+        </m:r>
+      </m:oMath>
+      <w:r>
+        <w:t xml:space="preserve"> </w:t>
+      </w:r>
+      <w:r>
+        <w:t xml:space="preserve">0.649) = 0.712,</w:t>
       </w:r>
       <w:r>
         <w:t xml:space="preserve"> </w:t>
@@ -1938,7 +3032,131 @@
           <w:bCs/>
           <w:b/>
         </w:rPr>
-        <w:t xml:space="preserve">implied turning point lies outside the observed sample maximum (FSTS_max ≈ 0.80, but neither β₁ nor β₂ is statistically significant)</w:t>
+        <w:t xml:space="preserve">implied turning point lies outside the observed sample maximum (</w:t>
+      </w:r>
+      <m:oMath>
+        <m:sSub>
+          <m:e>
+            <m:r>
+              <m:rPr>
+                <m:nor/>
+                <m:sty m:val="p"/>
+              </m:rPr>
+              <m:t>FSTS</m:t>
+            </m:r>
+          </m:e>
+          <m:sub>
+            <m:r>
+              <m:t>m</m:t>
+            </m:r>
+          </m:sub>
+        </m:sSub>
+      </m:oMath>
+      <w:r>
+        <w:rPr>
+          <w:bCs/>
+          <w:b/>
+        </w:rPr>
+        <w:t xml:space="preserve">ax</w:t>
+      </w:r>
+      <w:r>
+        <w:rPr>
+          <w:bCs/>
+          <w:b/>
+        </w:rPr>
+        <w:t xml:space="preserve"> </w:t>
+      </w:r>
+      <m:oMath>
+        <m:r>
+          <m:rPr>
+            <m:sty m:val="p"/>
+          </m:rPr>
+          <m:t>≈</m:t>
+        </m:r>
+      </m:oMath>
+      <w:r>
+        <w:rPr>
+          <w:bCs/>
+          <w:b/>
+        </w:rPr>
+        <w:t xml:space="preserve"> </w:t>
+      </w:r>
+      <w:r>
+        <w:rPr>
+          <w:bCs/>
+          <w:b/>
+        </w:rPr>
+        <w:t xml:space="preserve">0.80, but neither</w:t>
+      </w:r>
+      <w:r>
+        <w:rPr>
+          <w:bCs/>
+          <w:b/>
+        </w:rPr>
+        <w:t xml:space="preserve"> </w:t>
+      </w:r>
+      <m:oMath>
+        <m:sSub>
+          <m:e>
+            <m:r>
+              <m:t>β</m:t>
+            </m:r>
+          </m:e>
+          <m:sub>
+            <m:r>
+              <m:t>1</m:t>
+            </m:r>
+          </m:sub>
+        </m:sSub>
+      </m:oMath>
+      <w:r>
+        <w:rPr>
+          <w:bCs/>
+          <w:b/>
+        </w:rPr>
+        <w:t xml:space="preserve"> </w:t>
+      </w:r>
+      <w:r>
+        <w:rPr>
+          <w:bCs/>
+          <w:b/>
+        </w:rPr>
+        <w:t xml:space="preserve">nor</w:t>
+      </w:r>
+      <w:r>
+        <w:rPr>
+          <w:bCs/>
+          <w:b/>
+        </w:rPr>
+        <w:t xml:space="preserve"> </w:t>
+      </w:r>
+      <m:oMath>
+        <m:sSub>
+          <m:e>
+            <m:r>
+              <m:t>β</m:t>
+            </m:r>
+          </m:e>
+          <m:sub>
+            <m:r>
+              <m:t>2</m:t>
+            </m:r>
+          </m:sub>
+        </m:sSub>
+      </m:oMath>
+      <w:r>
+        <w:rPr>
+          <w:bCs/>
+          <w:b/>
+        </w:rPr>
+        <w:t xml:space="preserve"> </w:t>
+      </w:r>
+      <w:r>
+        <w:rPr>
+          <w:bCs/>
+          <w:b/>
+        </w:rPr>
+        <w:t xml:space="preserve">is statistically significant)</w:t>
       </w:r>
     </w:p>
     <w:p>
@@ -2047,8 +3265,13 @@
       <w:pPr>
         <w:pStyle w:val="BodyText"/>
       </w:pPr>
-      <w:r>
-        <w:t xml:space="preserve">β(FSTS) =</w:t>
+      <m:oMath>
+        <m:r>
+          <m:t>β</m:t>
+        </m:r>
+      </m:oMath>
+      <w:r>
+        <w:t xml:space="preserve">(FSTS) =</w:t>
       </w:r>
       <w:r>
         <w:t xml:space="preserve"> </w:t>
@@ -2101,8 +3324,13 @@
       <w:pPr>
         <w:pStyle w:val="BodyText"/>
       </w:pPr>
-      <w:r>
-        <w:t xml:space="preserve">β(FSTS) =</w:t>
+      <m:oMath>
+        <m:r>
+          <m:t>β</m:t>
+        </m:r>
+      </m:oMath>
+      <w:r>
+        <w:t xml:space="preserve">(FSTS) =</w:t>
       </w:r>
       <w:r>
         <w:t xml:space="preserve"> </w:t>
@@ -2158,8 +3386,34 @@
       <w:pPr>
         <w:pStyle w:val="BodyText"/>
       </w:pPr>
-      <w:r>
-        <w:t xml:space="preserve">β(FSTS_c) =</w:t>
+      <m:oMath>
+        <m:r>
+          <m:t>β</m:t>
+        </m:r>
+      </m:oMath>
+      <w:r>
+        <w:t xml:space="preserve">(</w:t>
+      </w:r>
+      <m:oMath>
+        <m:sSub>
+          <m:e>
+            <m:r>
+              <m:rPr>
+                <m:nor/>
+                <m:sty m:val="p"/>
+              </m:rPr>
+              <m:t>FSTS</m:t>
+            </m:r>
+          </m:e>
+          <m:sub>
+            <m:r>
+              <m:t>c</m:t>
+            </m:r>
+          </m:sub>
+        </m:sSub>
+      </m:oMath>
+      <w:r>
+        <w:t xml:space="preserve">) =</w:t>
       </w:r>
       <w:r>
         <w:t xml:space="preserve"> </w:t>
@@ -2218,37 +3472,323 @@
         <w:t xml:space="preserve"> </w:t>
       </w:r>
       <w:r>
-        <w:t xml:space="preserve">introduces TCI_z and DAI_z as additional regressors to test H2. Neither variable achieves statistical significance:</w:t>
-      </w:r>
-    </w:p>
-    <w:p>
-      <w:pPr>
-        <w:pStyle w:val="BodyText"/>
-      </w:pPr>
-      <w:r>
-        <w:t xml:space="preserve">β(TCI_z) = +0.058, SE = 0.085, p = .495 (n.s.)</w:t>
-      </w:r>
-      <w:r>
-        <w:t xml:space="preserve"> </w:t>
-      </w:r>
-      <w:r>
-        <w:t xml:space="preserve">β(DAI_z) = +0.062, SE = 0.073, p = .402 (n.s.)</w:t>
-      </w:r>
-    </w:p>
-    <w:p>
-      <w:pPr>
-        <w:pStyle w:val="BodyText"/>
-      </w:pPr>
-      <w:r>
-        <w:t xml:space="preserve">The FIP coefficient (FSTS_c) remains negative but loses significance in M3 (β = −0.974, p = .252), likely reflecting the substantially reduced sample (N = 526 for M3, versus N = 1,469 for M1, due to missing capability variables). The direction of the FSTS_c coefficient remains negative and numerically larger in M3, consistent with FIP; the significance loss is attributable to power reduction from the subsample restriction.</w:t>
-      </w:r>
-    </w:p>
-    <w:p>
-      <w:pPr>
-        <w:pStyle w:val="BodyText"/>
-      </w:pPr>
-      <w:r>
-        <w:t xml:space="preserve">These results are consistent with H2 (non-moderation): technological capability (TCI_z: β = +0.058, SE = 0.085, p = .495) and digital adoption (DAI_z: β = +0.062, SE = 0.073, p = .402) do not statistically significantly moderate the I-P relationship in Pacific SIDS, consistent with the FIP mechanism overwhelming capability effects in structurally constrained SIDS economies. The positive point estimates for TCI_z and DAI_z, while small and non-significant, are consistent with the interpretation that capabilities raise productivity levels in general (as found in mainland Asian contexts: Goedhuys &amp; Sleuwaegen, 2013; Teece, 2007) but cannot modify the structural negativity of the FSTS–performance relationship that FIP describes.</w:t>
+        <w:t xml:space="preserve">introduces</w:t>
+      </w:r>
+      <w:r>
+        <w:t xml:space="preserve"> </w:t>
+      </w:r>
+      <m:oMath>
+        <m:sSub>
+          <m:e>
+            <m:r>
+              <m:rPr>
+                <m:nor/>
+                <m:sty m:val="p"/>
+              </m:rPr>
+              <m:t>TCI</m:t>
+            </m:r>
+          </m:e>
+          <m:sub>
+            <m:r>
+              <m:t>z</m:t>
+            </m:r>
+          </m:sub>
+        </m:sSub>
+      </m:oMath>
+      <w:r>
+        <w:t xml:space="preserve"> </w:t>
+      </w:r>
+      <w:r>
+        <w:t xml:space="preserve">and</w:t>
+      </w:r>
+      <w:r>
+        <w:t xml:space="preserve"> </w:t>
+      </w:r>
+      <m:oMath>
+        <m:sSub>
+          <m:e>
+            <m:r>
+              <m:rPr>
+                <m:nor/>
+                <m:sty m:val="p"/>
+              </m:rPr>
+              <m:t>DAI</m:t>
+            </m:r>
+          </m:e>
+          <m:sub>
+            <m:r>
+              <m:t>z</m:t>
+            </m:r>
+          </m:sub>
+        </m:sSub>
+      </m:oMath>
+      <w:r>
+        <w:t xml:space="preserve"> </w:t>
+      </w:r>
+      <w:r>
+        <w:t xml:space="preserve">as additional regressors to test H2. Neither variable achieves statistical significance:</w:t>
+      </w:r>
+    </w:p>
+    <w:p>
+      <w:pPr>
+        <w:pStyle w:val="BodyText"/>
+      </w:pPr>
+      <m:oMath>
+        <m:r>
+          <m:t>β</m:t>
+        </m:r>
+      </m:oMath>
+      <w:r>
+        <w:t xml:space="preserve">(</w:t>
+      </w:r>
+      <m:oMath>
+        <m:sSub>
+          <m:e>
+            <m:r>
+              <m:rPr>
+                <m:nor/>
+                <m:sty m:val="p"/>
+              </m:rPr>
+              <m:t>TCI</m:t>
+            </m:r>
+          </m:e>
+          <m:sub>
+            <m:r>
+              <m:t>z</m:t>
+            </m:r>
+          </m:sub>
+        </m:sSub>
+      </m:oMath>
+      <w:r>
+        <w:t xml:space="preserve">) = +0.058, SE = 0.085, p = .495 (n.s.)</w:t>
+      </w:r>
+      <w:r>
+        <w:t xml:space="preserve"> </w:t>
+      </w:r>
+      <m:oMath>
+        <m:r>
+          <m:t>β</m:t>
+        </m:r>
+      </m:oMath>
+      <w:r>
+        <w:t xml:space="preserve">(</w:t>
+      </w:r>
+      <m:oMath>
+        <m:sSub>
+          <m:e>
+            <m:r>
+              <m:rPr>
+                <m:nor/>
+                <m:sty m:val="p"/>
+              </m:rPr>
+              <m:t>DAI</m:t>
+            </m:r>
+          </m:e>
+          <m:sub>
+            <m:r>
+              <m:t>z</m:t>
+            </m:r>
+          </m:sub>
+        </m:sSub>
+      </m:oMath>
+      <w:r>
+        <w:t xml:space="preserve">) = +0.062, SE = 0.073, p = .402 (n.s.)</w:t>
+      </w:r>
+    </w:p>
+    <w:p>
+      <w:pPr>
+        <w:pStyle w:val="BodyText"/>
+      </w:pPr>
+      <w:r>
+        <w:t xml:space="preserve">The FIP coefficient (</w:t>
+      </w:r>
+      <m:oMath>
+        <m:sSub>
+          <m:e>
+            <m:r>
+              <m:rPr>
+                <m:nor/>
+                <m:sty m:val="p"/>
+              </m:rPr>
+              <m:t>FSTS</m:t>
+            </m:r>
+          </m:e>
+          <m:sub>
+            <m:r>
+              <m:t>c</m:t>
+            </m:r>
+          </m:sub>
+        </m:sSub>
+      </m:oMath>
+      <w:r>
+        <w:t xml:space="preserve">) remains negative but loses significance in M3 (</w:t>
+      </w:r>
+      <m:oMath>
+        <m:r>
+          <m:t>β</m:t>
+        </m:r>
+      </m:oMath>
+      <w:r>
+        <w:t xml:space="preserve"> </w:t>
+      </w:r>
+      <w:r>
+        <w:t xml:space="preserve">= −0.974, p = .252), likely reflecting the substantially reduced sample (N = 526 for M3, versus N = 1,469 for M1, due to missing capability variables). The direction of the</w:t>
+      </w:r>
+      <w:r>
+        <w:t xml:space="preserve"> </w:t>
+      </w:r>
+      <m:oMath>
+        <m:sSub>
+          <m:e>
+            <m:r>
+              <m:rPr>
+                <m:nor/>
+                <m:sty m:val="p"/>
+              </m:rPr>
+              <m:t>FSTS</m:t>
+            </m:r>
+          </m:e>
+          <m:sub>
+            <m:r>
+              <m:t>c</m:t>
+            </m:r>
+          </m:sub>
+        </m:sSub>
+      </m:oMath>
+      <w:r>
+        <w:t xml:space="preserve"> </w:t>
+      </w:r>
+      <w:r>
+        <w:t xml:space="preserve">coefficient remains negative and numerically larger in M3, consistent with FIP; the significance loss is attributable to power reduction from the subsample restriction.</w:t>
+      </w:r>
+    </w:p>
+    <w:p>
+      <w:pPr>
+        <w:pStyle w:val="BodyText"/>
+      </w:pPr>
+      <w:r>
+        <w:t xml:space="preserve">These results are consistent with H2 (non-moderation): technological capability (</w:t>
+      </w:r>
+      <m:oMath>
+        <m:sSub>
+          <m:e>
+            <m:r>
+              <m:rPr>
+                <m:nor/>
+                <m:sty m:val="p"/>
+              </m:rPr>
+              <m:t>TCI</m:t>
+            </m:r>
+          </m:e>
+          <m:sub>
+            <m:r>
+              <m:t>z</m:t>
+            </m:r>
+          </m:sub>
+        </m:sSub>
+      </m:oMath>
+      <w:r>
+        <w:t xml:space="preserve">:</w:t>
+      </w:r>
+      <w:r>
+        <w:t xml:space="preserve"> </w:t>
+      </w:r>
+      <m:oMath>
+        <m:r>
+          <m:t>β</m:t>
+        </m:r>
+      </m:oMath>
+      <w:r>
+        <w:t xml:space="preserve"> </w:t>
+      </w:r>
+      <w:r>
+        <w:t xml:space="preserve">= +0.058, SE = 0.085, p = .495) and digital adoption (</w:t>
+      </w:r>
+      <m:oMath>
+        <m:sSub>
+          <m:e>
+            <m:r>
+              <m:rPr>
+                <m:nor/>
+                <m:sty m:val="p"/>
+              </m:rPr>
+              <m:t>DAI</m:t>
+            </m:r>
+          </m:e>
+          <m:sub>
+            <m:r>
+              <m:t>z</m:t>
+            </m:r>
+          </m:sub>
+        </m:sSub>
+      </m:oMath>
+      <w:r>
+        <w:t xml:space="preserve">:</w:t>
+      </w:r>
+      <w:r>
+        <w:t xml:space="preserve"> </w:t>
+      </w:r>
+      <m:oMath>
+        <m:r>
+          <m:t>β</m:t>
+        </m:r>
+      </m:oMath>
+      <w:r>
+        <w:t xml:space="preserve"> </w:t>
+      </w:r>
+      <w:r>
+        <w:t xml:space="preserve">= +0.062, SE = 0.073, p = .402) do not statistically significantly moderate the I-P relationship in Pacific SIDS, consistent with the FIP mechanism overwhelming capability effects in structurally constrained SIDS economies. The positive point estimates for</w:t>
+      </w:r>
+      <w:r>
+        <w:t xml:space="preserve"> </w:t>
+      </w:r>
+      <m:oMath>
+        <m:sSub>
+          <m:e>
+            <m:r>
+              <m:rPr>
+                <m:nor/>
+                <m:sty m:val="p"/>
+              </m:rPr>
+              <m:t>TCI</m:t>
+            </m:r>
+          </m:e>
+          <m:sub>
+            <m:r>
+              <m:t>z</m:t>
+            </m:r>
+          </m:sub>
+        </m:sSub>
+      </m:oMath>
+      <w:r>
+        <w:t xml:space="preserve"> </w:t>
+      </w:r>
+      <w:r>
+        <w:t xml:space="preserve">and</w:t>
+      </w:r>
+      <w:r>
+        <w:t xml:space="preserve"> </w:t>
+      </w:r>
+      <m:oMath>
+        <m:sSub>
+          <m:e>
+            <m:r>
+              <m:rPr>
+                <m:nor/>
+                <m:sty m:val="p"/>
+              </m:rPr>
+              <m:t>DAI</m:t>
+            </m:r>
+          </m:e>
+          <m:sub>
+            <m:r>
+              <m:t>z</m:t>
+            </m:r>
+          </m:sub>
+        </m:sSub>
+      </m:oMath>
+      <w:r>
+        <w:t xml:space="preserve">, while small and non-significant, are consistent with the interpretation that capabilities raise productivity levels in general (as found in mainland Asian contexts: Goedhuys &amp; Sleuwaegen, 2013; Teece, 2007) but cannot modify the structural negativity of the FSTS–performance relationship that FIP describes.</w:t>
       </w:r>
     </w:p>
     <w:bookmarkEnd w:id="35"/>
@@ -2266,7 +3806,176 @@
         <w:pStyle w:val="FirstParagraph"/>
       </w:pPr>
       <w:r>
-        <w:t xml:space="preserve">Table 2 summarizes the full coefficient matrix. The FIP pattern is confirmed: (i) a statistically significant negative linear FSTS–performance relationship (M1: β = −0.404, p = .032); (ii) no significant quadratic curvature or turning point (M2: both FSTS_c and FSTS_c² non-significant); (iii) robustly negative across four specifications (M_yearFE: β = −1.236, p &lt; .001; M_bivariate: β = −1.596, p &lt; .001; exporters-only: β = −0.901, p = .027); and (iv) null capability moderation (M3: TCI_z p = .495; DAI_z p = .402).</w:t>
+        <w:t xml:space="preserve">Table 2 summarizes the full coefficient matrix. The FIP pattern is confirmed: (i) a statistically significant negative linear FSTS–performance relationship (M1:</w:t>
+      </w:r>
+      <w:r>
+        <w:t xml:space="preserve"> </w:t>
+      </w:r>
+      <m:oMath>
+        <m:r>
+          <m:t>β</m:t>
+        </m:r>
+      </m:oMath>
+      <w:r>
+        <w:t xml:space="preserve"> </w:t>
+      </w:r>
+      <w:r>
+        <w:t xml:space="preserve">= −0.404, p = .032); (ii) no significant quadratic curvature or turning point (M2: both</w:t>
+      </w:r>
+      <w:r>
+        <w:t xml:space="preserve"> </w:t>
+      </w:r>
+      <m:oMath>
+        <m:sSub>
+          <m:e>
+            <m:r>
+              <m:rPr>
+                <m:nor/>
+                <m:sty m:val="p"/>
+              </m:rPr>
+              <m:t>FSTS</m:t>
+            </m:r>
+          </m:e>
+          <m:sub>
+            <m:r>
+              <m:t>c</m:t>
+            </m:r>
+          </m:sub>
+        </m:sSub>
+      </m:oMath>
+      <w:r>
+        <w:t xml:space="preserve"> </w:t>
+      </w:r>
+      <w:r>
+        <w:t xml:space="preserve">and</w:t>
+      </w:r>
+      <w:r>
+        <w:t xml:space="preserve"> </w:t>
+      </w:r>
+      <m:oMath>
+        <m:sSubSup>
+          <m:e>
+            <m:r>
+              <m:rPr>
+                <m:nor/>
+                <m:sty m:val="p"/>
+              </m:rPr>
+              <m:t>FSTS</m:t>
+            </m:r>
+          </m:e>
+          <m:sub>
+            <m:r>
+              <m:t>c</m:t>
+            </m:r>
+          </m:sub>
+          <m:sup>
+            <m:r>
+              <m:t>2</m:t>
+            </m:r>
+          </m:sup>
+        </m:sSubSup>
+      </m:oMath>
+      <w:r>
+        <w:t xml:space="preserve"> </w:t>
+      </w:r>
+      <w:r>
+        <w:t xml:space="preserve">non-significant); (iii) robustly negative across four specifications (M_yearFE:</w:t>
+      </w:r>
+      <w:r>
+        <w:t xml:space="preserve"> </w:t>
+      </w:r>
+      <m:oMath>
+        <m:r>
+          <m:t>β</m:t>
+        </m:r>
+      </m:oMath>
+      <w:r>
+        <w:t xml:space="preserve"> </w:t>
+      </w:r>
+      <w:r>
+        <w:t xml:space="preserve">= −1.236, p &lt; .001; M_bivariate:</w:t>
+      </w:r>
+      <w:r>
+        <w:t xml:space="preserve"> </w:t>
+      </w:r>
+      <m:oMath>
+        <m:r>
+          <m:t>β</m:t>
+        </m:r>
+      </m:oMath>
+      <w:r>
+        <w:t xml:space="preserve"> </w:t>
+      </w:r>
+      <w:r>
+        <w:t xml:space="preserve">= −1.596, p &lt; .001; exporters-only:</w:t>
+      </w:r>
+      <w:r>
+        <w:t xml:space="preserve"> </w:t>
+      </w:r>
+      <m:oMath>
+        <m:r>
+          <m:t>β</m:t>
+        </m:r>
+      </m:oMath>
+      <w:r>
+        <w:t xml:space="preserve"> </w:t>
+      </w:r>
+      <w:r>
+        <w:t xml:space="preserve">= −0.901, p = .027); and (iv) null capability moderation (M3:</w:t>
+      </w:r>
+      <w:r>
+        <w:t xml:space="preserve"> </w:t>
+      </w:r>
+      <m:oMath>
+        <m:sSub>
+          <m:e>
+            <m:r>
+              <m:rPr>
+                <m:nor/>
+                <m:sty m:val="p"/>
+              </m:rPr>
+              <m:t>TCI</m:t>
+            </m:r>
+          </m:e>
+          <m:sub>
+            <m:r>
+              <m:t>z</m:t>
+            </m:r>
+          </m:sub>
+        </m:sSub>
+      </m:oMath>
+      <w:r>
+        <w:t xml:space="preserve"> </w:t>
+      </w:r>
+      <w:r>
+        <w:t xml:space="preserve">p = .495;</w:t>
+      </w:r>
+      <w:r>
+        <w:t xml:space="preserve"> </w:t>
+      </w:r>
+      <m:oMath>
+        <m:sSub>
+          <m:e>
+            <m:r>
+              <m:rPr>
+                <m:nor/>
+                <m:sty m:val="p"/>
+              </m:rPr>
+              <m:t>DAI</m:t>
+            </m:r>
+          </m:e>
+          <m:sub>
+            <m:r>
+              <m:t>z</m:t>
+            </m:r>
+          </m:sub>
+        </m:sSub>
+      </m:oMath>
+      <w:r>
+        <w:t xml:space="preserve"> </w:t>
+      </w:r>
+      <w:r>
+        <w:t xml:space="preserve">p = .402).</w:t>
       </w:r>
     </w:p>
     <w:p>
@@ -2525,7 +4234,61 @@
         <w:pStyle w:val="FirstParagraph"/>
       </w:pPr>
       <w:r>
-        <w:t xml:space="preserve">The null results for TCI_z and DAI_z in M3 add a second dimension to the FIP theory. In mainland Asian contexts, including Vietnam, Singapore, China, and multi-country samples, technological capability and digital adoption are statistically significant moderators of the I-P relationship (Goedhuys &amp; Sleuwaegen, 2013; Teece, 2007). Why, then, are they null in SIDS?</w:t>
+        <w:t xml:space="preserve">The null results for</w:t>
+      </w:r>
+      <w:r>
+        <w:t xml:space="preserve"> </w:t>
+      </w:r>
+      <m:oMath>
+        <m:sSub>
+          <m:e>
+            <m:r>
+              <m:rPr>
+                <m:nor/>
+                <m:sty m:val="p"/>
+              </m:rPr>
+              <m:t>TCI</m:t>
+            </m:r>
+          </m:e>
+          <m:sub>
+            <m:r>
+              <m:t>z</m:t>
+            </m:r>
+          </m:sub>
+        </m:sSub>
+      </m:oMath>
+      <w:r>
+        <w:t xml:space="preserve"> </w:t>
+      </w:r>
+      <w:r>
+        <w:t xml:space="preserve">and</w:t>
+      </w:r>
+      <w:r>
+        <w:t xml:space="preserve"> </w:t>
+      </w:r>
+      <m:oMath>
+        <m:sSub>
+          <m:e>
+            <m:r>
+              <m:rPr>
+                <m:nor/>
+                <m:sty m:val="p"/>
+              </m:rPr>
+              <m:t>DAI</m:t>
+            </m:r>
+          </m:e>
+          <m:sub>
+            <m:r>
+              <m:t>z</m:t>
+            </m:r>
+          </m:sub>
+        </m:sSub>
+      </m:oMath>
+      <w:r>
+        <w:t xml:space="preserve"> </w:t>
+      </w:r>
+      <w:r>
+        <w:t xml:space="preserve">in M3 add a second dimension to the FIP theory. In mainland Asian contexts, including Vietnam, Singapore, China, and multi-country samples, technological capability and digital adoption are statistically significant moderators of the I-P relationship (Goedhuys &amp; Sleuwaegen, 2013; Teece, 2007). Why, then, are they null in SIDS?</w:t>
       </w:r>
     </w:p>
     <w:p>
@@ -2583,7 +4346,61 @@
         <w:pStyle w:val="BodyText"/>
       </w:pPr>
       <w:r>
-        <w:t xml:space="preserve">The positive though non-significant point estimates for TCI_z and DAI_z suggest that capabilities do raise general productivity levels, consistent with their role in the broader literature, yet they cannot modify the negative directionality of the FSTS–performance relationship in the SIDS structural context. This nuance, that capabilities help the level and not the slope, may be a productive direction for future SIDS research.</w:t>
+        <w:t xml:space="preserve">The positive though non-significant point estimates for</w:t>
+      </w:r>
+      <w:r>
+        <w:t xml:space="preserve"> </w:t>
+      </w:r>
+      <m:oMath>
+        <m:sSub>
+          <m:e>
+            <m:r>
+              <m:rPr>
+                <m:nor/>
+                <m:sty m:val="p"/>
+              </m:rPr>
+              <m:t>TCI</m:t>
+            </m:r>
+          </m:e>
+          <m:sub>
+            <m:r>
+              <m:t>z</m:t>
+            </m:r>
+          </m:sub>
+        </m:sSub>
+      </m:oMath>
+      <w:r>
+        <w:t xml:space="preserve"> </w:t>
+      </w:r>
+      <w:r>
+        <w:t xml:space="preserve">and</w:t>
+      </w:r>
+      <w:r>
+        <w:t xml:space="preserve"> </w:t>
+      </w:r>
+      <m:oMath>
+        <m:sSub>
+          <m:e>
+            <m:r>
+              <m:rPr>
+                <m:nor/>
+                <m:sty m:val="p"/>
+              </m:rPr>
+              <m:t>DAI</m:t>
+            </m:r>
+          </m:e>
+          <m:sub>
+            <m:r>
+              <m:t>z</m:t>
+            </m:r>
+          </m:sub>
+        </m:sSub>
+      </m:oMath>
+      <w:r>
+        <w:t xml:space="preserve"> </w:t>
+      </w:r>
+      <w:r>
+        <w:t xml:space="preserve">suggest that capabilities do raise general productivity levels, consistent with their role in the broader literature, yet they cannot modify the negative directionality of the FSTS–performance relationship in the SIDS structural context. This nuance, that capabilities help the level and not the slope, may be a productive direction for future SIDS research.</w:t>
       </w:r>
     </w:p>
     <w:bookmarkEnd w:id="40"/>
@@ -2809,7 +4626,46 @@
         <w:pStyle w:val="FirstParagraph"/>
       </w:pPr>
       <w:r>
-        <w:t xml:space="preserve">This study introduced the Forced Internationalization Penalty (FIP), the monotone negative effect of internationalization intensity on firm performance when three structural prerequisites of the inverted-U relationship are absent at once: a viable domestic market, manageable trade costs, and functional institutional support. Using WBES data from 1,469 firms across nine Pacific SIDS economies, we find robust support for FIP across four empirical specifications (β = −0.404, p = .032 in the primary country-and-year fixed-effects model; β = −1.236, p &lt; .001 without country fixed effects; β = −0.901, p = .027 in the exporters-only subsample). The quadratic term is not significant, which confirms the monotone negative form with no observable turning point. Technological capability and digital adoption, both significant in mainland Asian contexts, are null in the SIDS environment, consistent with the FIP theoretical mechanism.</w:t>
+        <w:t xml:space="preserve">This study introduced the Forced Internationalization Penalty (FIP), the monotone negative effect of internationalization intensity on firm performance when three structural prerequisites of the inverted-U relationship are absent at once: a viable domestic market, manageable trade costs, and functional institutional support. Using WBES data from 1,469 firms across nine Pacific SIDS economies, we find robust support for FIP across four empirical specifications (</w:t>
+      </w:r>
+      <m:oMath>
+        <m:r>
+          <m:t>β</m:t>
+        </m:r>
+      </m:oMath>
+      <w:r>
+        <w:t xml:space="preserve"> </w:t>
+      </w:r>
+      <w:r>
+        <w:t xml:space="preserve">= −0.404, p = .032 in the primary country-and-year fixed-effects model;</w:t>
+      </w:r>
+      <w:r>
+        <w:t xml:space="preserve"> </w:t>
+      </w:r>
+      <m:oMath>
+        <m:r>
+          <m:t>β</m:t>
+        </m:r>
+      </m:oMath>
+      <w:r>
+        <w:t xml:space="preserve"> </w:t>
+      </w:r>
+      <w:r>
+        <w:t xml:space="preserve">= −1.236, p &lt; .001 without country fixed effects;</w:t>
+      </w:r>
+      <w:r>
+        <w:t xml:space="preserve"> </w:t>
+      </w:r>
+      <m:oMath>
+        <m:r>
+          <m:t>β</m:t>
+        </m:r>
+      </m:oMath>
+      <w:r>
+        <w:t xml:space="preserve"> </w:t>
+      </w:r>
+      <w:r>
+        <w:t xml:space="preserve">= −0.901, p = .027 in the exporters-only subsample). The quadratic term is not significant, which confirms the monotone negative form with no observable turning point. Technological capability and digital adoption, both significant in mainland Asian contexts, are null in the SIDS environment, consistent with the FIP theoretical mechanism.</w:t>
       </w:r>
     </w:p>
     <w:p>
@@ -5581,7 +7437,51 @@
           <w:iCs/>
           <w:i/>
         </w:rPr>
-        <w:t xml:space="preserve">Forced Internationalization Penalty (FIP): Confirmed, β(FSTS_c) = −0.404, p = .032 (M1).</w:t>
+        <w:t xml:space="preserve">Forced Internationalization Penalty (FIP): Confirmed,</w:t>
+      </w:r>
+      <w:r>
+        <w:rPr>
+          <w:iCs/>
+          <w:i/>
+        </w:rPr>
+        <w:t xml:space="preserve"> </w:t>
+      </w:r>
+      <m:oMath>
+        <m:r>
+          <m:t>β</m:t>
+        </m:r>
+      </m:oMath>
+      <w:r>
+        <w:rPr>
+          <w:iCs/>
+          <w:i/>
+        </w:rPr>
+        <w:t xml:space="preserve">(</w:t>
+      </w:r>
+      <m:oMath>
+        <m:sSub>
+          <m:e>
+            <m:r>
+              <m:rPr>
+                <m:nor/>
+                <m:sty m:val="p"/>
+              </m:rPr>
+              <m:t>FSTS</m:t>
+            </m:r>
+          </m:e>
+          <m:sub>
+            <m:r>
+              <m:t>c</m:t>
+            </m:r>
+          </m:sub>
+        </m:sSub>
+      </m:oMath>
+      <w:r>
+        <w:rPr>
+          <w:iCs/>
+          <w:i/>
+        </w:rPr>
+        <w:t xml:space="preserve">) = −0.404, p = .032 (M1).</w:t>
       </w:r>
     </w:p>
     <w:bookmarkEnd w:id="47"/>
@@ -5931,7 +7831,26 @@
           <w:iCs/>
           <w:i/>
         </w:rPr>
-        <w:t xml:space="preserve">Note: Penalty confirmed in all specifications. Exporters-only result (β = −0.901) addresses adverse selection concern: among active exporters, intensifying exports further worsens performance.</w:t>
+        <w:t xml:space="preserve">Note: Penalty confirmed in all specifications. Exporters-only result (</w:t>
+      </w:r>
+      <m:oMath>
+        <m:r>
+          <m:t>β</m:t>
+        </m:r>
+      </m:oMath>
+      <w:r>
+        <w:rPr>
+          <w:iCs/>
+          <w:i/>
+        </w:rPr>
+        <w:t xml:space="preserve"> </w:t>
+      </w:r>
+      <w:r>
+        <w:rPr>
+          <w:iCs/>
+          <w:i/>
+        </w:rPr>
+        <w:t xml:space="preserve">= −0.901) addresses adverse selection concern: among active exporters, intensifying exports further worsens performance.</w:t>
       </w:r>
     </w:p>
     <w:bookmarkEnd w:id="48"/>
